--- a/public/gallery/examples/data-scientist/en/resume.docx
+++ b/public/gallery/examples/data-scientist/en/resume.docx
@@ -66,7 +66,7 @@
         </w:rPr>
         <w:t xml:space="preserve">📧 </w:t>
       </w:r>
-      <w:hyperlink w:history="1" r:id="rIdmipgq8ce5ys2nyrdujb_e">
+      <w:hyperlink w:history="1" r:id="rIdqu-tkg5rtr6_riagbb5eh">
         <w:r>
           <w:rPr>
             <w:sz w:val="18"/>
@@ -89,7 +89,7 @@
         </w:rPr>
         <w:t xml:space="preserve">🔗 </w:t>
       </w:r>
-      <w:hyperlink w:history="1" r:id="rIdcj_ttsrmvkf1gmilhptxl">
+      <w:hyperlink w:history="1" r:id="rIdzvzk6fy04bdi6nh-ehifa">
         <w:r>
           <w:rPr>
             <w:sz w:val="18"/>
@@ -124,7 +124,7 @@
         <w:spacing w:after="200" w:line="276"/>
         <w:jc w:val="center"/>
       </w:pPr>
-      <w:hyperlink w:history="1" r:id="rIdedeugec38zlwfoxtpdthf">
+      <w:hyperlink w:history="1" r:id="rIdjzrhfiwl0itvokwzm8zxl">
         <w:r>
           <w:rPr>
             <w:sz w:val="18"/>
@@ -140,7 +140,7 @@
         </w:rPr>
         <w:t xml:space="preserve"> • </w:t>
       </w:r>
-      <w:hyperlink w:history="1" r:id="rIdoffj9v92_xl9vsl-dlkj1">
+      <w:hyperlink w:history="1" r:id="rIduecq8o9a5gsa1dnlqtyab">
         <w:r>
           <w:rPr>
             <w:sz w:val="18"/>
@@ -223,7 +223,7 @@
         </w:rPr>
         <w:t xml:space="preserve">	</w:t>
       </w:r>
-      <w:hyperlink w:history="1" r:id="rIdycv5pvudbpxbhobbnl0-0">
+      <w:hyperlink w:history="1" r:id="rIdljvxa3vro_2s4bsju7rla">
         <w:r>
           <w:rPr>
             <w:sz w:val="18"/>
@@ -367,7 +367,7 @@
         </w:rPr>
         <w:t xml:space="preserve">	</w:t>
       </w:r>
-      <w:hyperlink w:history="1" r:id="rIdtysmodaol1p8nk_tefy3h">
+      <w:hyperlink w:history="1" r:id="rIdsu7lfeovig7juikhh9qzn">
         <w:r>
           <w:rPr>
             <w:sz w:val="18"/>
@@ -511,7 +511,7 @@
         </w:rPr>
         <w:t xml:space="preserve">	</w:t>
       </w:r>
-      <w:hyperlink w:history="1" r:id="rIdecopgn3tlwa__ha9yndd2">
+      <w:hyperlink w:history="1" r:id="rIda59k-e1qx92iakdvxj6wj">
         <w:r>
           <w:rPr>
             <w:sz w:val="18"/>
@@ -674,7 +674,7 @@
         </w:rPr>
         <w:t xml:space="preserve">	</w:t>
       </w:r>
-      <w:hyperlink w:history="1" r:id="rIdac9-hhgxk9prpxmuejgpg">
+      <w:hyperlink w:history="1" r:id="rIdj3med2zdlwxg7fzzjiuua">
         <w:r>
           <w:rPr>
             <w:sz w:val="18"/>
@@ -1102,7 +1102,7 @@
         </w:rPr>
         <w:t xml:space="preserve">	</w:t>
       </w:r>
-      <w:hyperlink w:history="1" r:id="rIdvocjbby8ncgu-ugnwegj6">
+      <w:hyperlink w:history="1" r:id="rIdwfztcqfnkpdj1lix9v2yz">
         <w:r>
           <w:rPr>
             <w:sz w:val="18"/>
@@ -1168,7 +1168,7 @@
         </w:rPr>
         <w:t xml:space="preserve">	</w:t>
       </w:r>
-      <w:hyperlink w:history="1" r:id="rIdo0w7qrgpqh2cclay1ns62">
+      <w:hyperlink w:history="1" r:id="rIddtobwvtjk9ew_g6elrfdj">
         <w:r>
           <w:rPr>
             <w:sz w:val="18"/>
@@ -1253,7 +1253,7 @@
         </w:rPr>
         <w:t xml:space="preserve">	</w:t>
       </w:r>
-      <w:hyperlink w:history="1" r:id="rIdlgfpgwv0oalwrq-_0mdhe">
+      <w:hyperlink w:history="1" r:id="rIdk8mdpzgnkb27_80utyls_">
         <w:r>
           <w:rPr>
             <w:sz w:val="18"/>
@@ -1376,7 +1376,7 @@
         </w:rPr>
         <w:t xml:space="preserve">	</w:t>
       </w:r>
-      <w:hyperlink w:history="1" r:id="rIdfxbuopy0yuaoudvzlklh0">
+      <w:hyperlink w:history="1" r:id="rIdxdktg8vmutrkybajl68je">
         <w:r>
           <w:rPr>
             <w:sz w:val="18"/>
@@ -1501,7 +1501,7 @@
         </w:rPr>
         <w:t xml:space="preserve">	</w:t>
       </w:r>
-      <w:hyperlink w:history="1" r:id="rId00jsydm2s-qxzoxwppgke">
+      <w:hyperlink w:history="1" r:id="rIdkqfuhcigxxoinp3tn80om">
         <w:r>
           <w:rPr>
             <w:sz w:val="18"/>
@@ -1727,7 +1727,7 @@
         </w:rPr>
         <w:t xml:space="preserve">	</w:t>
       </w:r>
-      <w:hyperlink w:history="1" r:id="rIdrtnwvax4bbkmvg9dbcuic">
+      <w:hyperlink w:history="1" r:id="rId3yozej2vitq6bgvc4j0_r">
         <w:r>
           <w:rPr>
             <w:sz w:val="18"/>
